--- a/05_交付物/通俗细分版_2026-08-07/05_编程数学数据分析和可视化/00_大分类总览.docx
+++ b/05_交付物/通俗细分版_2026-08-07/05_编程数学数据分析和可视化/00_大分类总览.docx
@@ -443,7 +443,7 @@
                 <w:b/>
                 <w:i w:val="0"/>
                 <w:color w:val="243447"/>
-                <w:sz w:val="19"/>
+                <w:sz w:val="22"/>
               </w:rPr>
               <w:t>代码与名称</w:t>
             </w:r>
@@ -473,7 +473,7 @@
                 <w:b/>
                 <w:i w:val="0"/>
                 <w:color w:val="243447"/>
-                <w:sz w:val="19"/>
+                <w:sz w:val="22"/>
               </w:rPr>
               <w:t>通俗定义</w:t>
             </w:r>
@@ -503,7 +503,7 @@
                 <w:b/>
                 <w:i w:val="0"/>
                 <w:color w:val="243447"/>
-                <w:sz w:val="19"/>
+                <w:sz w:val="22"/>
               </w:rPr>
               <w:t>数量</w:t>
             </w:r>
@@ -537,10 +537,32 @@
                 <w:b w:val="0"/>
                 <w:i w:val="0"/>
                 <w:color w:val="243447"/>
-                <w:sz w:val="19"/>
+                <w:sz w:val="22"/>
               </w:rPr>
               <w:t>05-01 计算设备与资源规划</w:t>
             </w:r>
+            <w:r>
+              <w:rPr>
+                <w:rFonts w:ascii="Calibri" w:hAnsi="Calibri" w:eastAsia="Microsoft YaHei"/>
+                <w:b w:val="0"/>
+                <w:i w:val="0"/>
+                <w:color w:val="5B6775"/>
+                <w:sz w:val="22"/>
+              </w:rPr>
+              <w:br/>
+            </w:r>
+            <w:hyperlink r:id="rId11">
+              <w:r>
+                <w:rPr>
+                  <w:rFonts w:ascii="Calibri" w:hAnsi="Calibri" w:eastAsia="Microsoft YaHei"/>
+                  <w:color w:val="1F5F8B"/>
+                  <w:u w:val="single"/>
+                  <w:sz w:val="22"/>
+                  <w:szCs w:val="22"/>
+                </w:rPr>
+                <w:t>知识库入口</w:t>
+              </w:r>
+            </w:hyperlink>
           </w:p>
         </w:tc>
         <w:tc>
@@ -566,7 +588,7 @@
                 <w:b w:val="0"/>
                 <w:i w:val="0"/>
                 <w:color w:val="243447"/>
-                <w:sz w:val="19"/>
+                <w:sz w:val="22"/>
               </w:rPr>
               <w:t>检查计算机处理器、显卡、内存和磁盘，并据此安排计算任务</w:t>
             </w:r>
@@ -595,7 +617,7 @@
                 <w:b w:val="0"/>
                 <w:i w:val="0"/>
                 <w:color w:val="243447"/>
-                <w:sz w:val="19"/>
+                <w:sz w:val="22"/>
               </w:rPr>
               <w:t>1</w:t>
             </w:r>
@@ -629,10 +651,32 @@
                 <w:b w:val="0"/>
                 <w:i w:val="0"/>
                 <w:color w:val="243447"/>
-                <w:sz w:val="19"/>
+                <w:sz w:val="22"/>
               </w:rPr>
               <w:t>05-02 数据检查、清理与质量控制</w:t>
             </w:r>
+            <w:r>
+              <w:rPr>
+                <w:rFonts w:ascii="Calibri" w:hAnsi="Calibri" w:eastAsia="Microsoft YaHei"/>
+                <w:b w:val="0"/>
+                <w:i w:val="0"/>
+                <w:color w:val="5B6775"/>
+                <w:sz w:val="22"/>
+              </w:rPr>
+              <w:br/>
+            </w:r>
+            <w:hyperlink r:id="rId12">
+              <w:r>
+                <w:rPr>
+                  <w:rFonts w:ascii="Calibri" w:hAnsi="Calibri" w:eastAsia="Microsoft YaHei"/>
+                  <w:color w:val="1F5F8B"/>
+                  <w:u w:val="single"/>
+                  <w:sz w:val="22"/>
+                  <w:szCs w:val="22"/>
+                </w:rPr>
+                <w:t>知识库入口</w:t>
+              </w:r>
+            </w:hyperlink>
           </w:p>
         </w:tc>
         <w:tc>
@@ -658,7 +702,7 @@
                 <w:b w:val="0"/>
                 <w:i w:val="0"/>
                 <w:color w:val="243447"/>
-                <w:sz w:val="19"/>
+                <w:sz w:val="22"/>
               </w:rPr>
               <w:t>了解数据基本情况，发现缺失、异常和质量问题</w:t>
             </w:r>
@@ -687,7 +731,7 @@
                 <w:b w:val="0"/>
                 <w:i w:val="0"/>
                 <w:color w:val="243447"/>
-                <w:sz w:val="19"/>
+                <w:sz w:val="22"/>
               </w:rPr>
               <w:t>2</w:t>
             </w:r>
@@ -721,10 +765,32 @@
                 <w:b w:val="0"/>
                 <w:i w:val="0"/>
                 <w:color w:val="243447"/>
-                <w:sz w:val="19"/>
+                <w:sz w:val="22"/>
               </w:rPr>
               <w:t>05-03 表格与大型数据处理</w:t>
             </w:r>
+            <w:r>
+              <w:rPr>
+                <w:rFonts w:ascii="Calibri" w:hAnsi="Calibri" w:eastAsia="Microsoft YaHei"/>
+                <w:b w:val="0"/>
+                <w:i w:val="0"/>
+                <w:color w:val="5B6775"/>
+                <w:sz w:val="22"/>
+              </w:rPr>
+              <w:br/>
+            </w:r>
+            <w:hyperlink r:id="rId13">
+              <w:r>
+                <w:rPr>
+                  <w:rFonts w:ascii="Calibri" w:hAnsi="Calibri" w:eastAsia="Microsoft YaHei"/>
+                  <w:color w:val="1F5F8B"/>
+                  <w:u w:val="single"/>
+                  <w:sz w:val="22"/>
+                  <w:szCs w:val="22"/>
+                </w:rPr>
+                <w:t>知识库入口</w:t>
+              </w:r>
+            </w:hyperlink>
           </w:p>
         </w:tc>
         <w:tc>
@@ -750,7 +816,7 @@
                 <w:b w:val="0"/>
                 <w:i w:val="0"/>
                 <w:color w:val="243447"/>
-                <w:sz w:val="19"/>
+                <w:sz w:val="22"/>
               </w:rPr>
               <w:t>高效读取、转换和分析普通表格或超大规模表格</w:t>
             </w:r>
@@ -779,7 +845,7 @@
                 <w:b w:val="0"/>
                 <w:i w:val="0"/>
                 <w:color w:val="243447"/>
-                <w:sz w:val="19"/>
+                <w:sz w:val="22"/>
               </w:rPr>
               <w:t>2</w:t>
             </w:r>
@@ -813,10 +879,32 @@
                 <w:b w:val="0"/>
                 <w:i w:val="0"/>
                 <w:color w:val="243447"/>
-                <w:sz w:val="19"/>
+                <w:sz w:val="22"/>
               </w:rPr>
               <w:t>05-04 数据存储、数据库与查询优化</w:t>
             </w:r>
+            <w:r>
+              <w:rPr>
+                <w:rFonts w:ascii="Calibri" w:hAnsi="Calibri" w:eastAsia="Microsoft YaHei"/>
+                <w:b w:val="0"/>
+                <w:i w:val="0"/>
+                <w:color w:val="5B6775"/>
+                <w:sz w:val="22"/>
+              </w:rPr>
+              <w:br/>
+            </w:r>
+            <w:hyperlink r:id="rId14">
+              <w:r>
+                <w:rPr>
+                  <w:rFonts w:ascii="Calibri" w:hAnsi="Calibri" w:eastAsia="Microsoft YaHei"/>
+                  <w:color w:val="1F5F8B"/>
+                  <w:u w:val="single"/>
+                  <w:sz w:val="22"/>
+                  <w:szCs w:val="22"/>
+                </w:rPr>
+                <w:t>知识库入口</w:t>
+              </w:r>
+            </w:hyperlink>
           </w:p>
         </w:tc>
         <w:tc>
@@ -842,7 +930,7 @@
                 <w:b w:val="0"/>
                 <w:i w:val="0"/>
                 <w:color w:val="243447"/>
-                <w:sz w:val="19"/>
+                <w:sz w:val="22"/>
               </w:rPr>
               <w:t>设计数据存储结构，管理数据库并提升查询效率</w:t>
             </w:r>
@@ -871,7 +959,7 @@
                 <w:b w:val="0"/>
                 <w:i w:val="0"/>
                 <w:color w:val="243447"/>
-                <w:sz w:val="19"/>
+                <w:sz w:val="22"/>
               </w:rPr>
               <w:t>4</w:t>
             </w:r>
@@ -905,10 +993,32 @@
                 <w:b w:val="0"/>
                 <w:i w:val="0"/>
                 <w:color w:val="243447"/>
-                <w:sz w:val="19"/>
+                <w:sz w:val="22"/>
               </w:rPr>
               <w:t>05-05 并行计算与性能优化</w:t>
             </w:r>
+            <w:r>
+              <w:rPr>
+                <w:rFonts w:ascii="Calibri" w:hAnsi="Calibri" w:eastAsia="Microsoft YaHei"/>
+                <w:b w:val="0"/>
+                <w:i w:val="0"/>
+                <w:color w:val="5B6775"/>
+                <w:sz w:val="22"/>
+              </w:rPr>
+              <w:br/>
+            </w:r>
+            <w:hyperlink r:id="rId15">
+              <w:r>
+                <w:rPr>
+                  <w:rFonts w:ascii="Calibri" w:hAnsi="Calibri" w:eastAsia="Microsoft YaHei"/>
+                  <w:color w:val="1F5F8B"/>
+                  <w:u w:val="single"/>
+                  <w:sz w:val="22"/>
+                  <w:szCs w:val="22"/>
+                </w:rPr>
+                <w:t>知识库入口</w:t>
+              </w:r>
+            </w:hyperlink>
           </w:p>
         </w:tc>
         <w:tc>
@@ -934,7 +1044,7 @@
                 <w:b w:val="0"/>
                 <w:i w:val="0"/>
                 <w:color w:val="243447"/>
-                <w:sz w:val="19"/>
+                <w:sz w:val="22"/>
               </w:rPr>
               <w:t>使用多个处理器或显卡加快计算，并查找性能瓶颈</w:t>
             </w:r>
@@ -963,7 +1073,7 @@
                 <w:b w:val="0"/>
                 <w:i w:val="0"/>
                 <w:color w:val="243447"/>
-                <w:sz w:val="19"/>
+                <w:sz w:val="22"/>
               </w:rPr>
               <w:t>5</w:t>
             </w:r>
@@ -997,10 +1107,32 @@
                 <w:b w:val="0"/>
                 <w:i w:val="0"/>
                 <w:color w:val="243447"/>
-                <w:sz w:val="19"/>
+                <w:sz w:val="22"/>
               </w:rPr>
               <w:t>05-06 基础统计分析与结果报告</w:t>
             </w:r>
+            <w:r>
+              <w:rPr>
+                <w:rFonts w:ascii="Calibri" w:hAnsi="Calibri" w:eastAsia="Microsoft YaHei"/>
+                <w:b w:val="0"/>
+                <w:i w:val="0"/>
+                <w:color w:val="5B6775"/>
+                <w:sz w:val="22"/>
+              </w:rPr>
+              <w:br/>
+            </w:r>
+            <w:hyperlink r:id="rId16">
+              <w:r>
+                <w:rPr>
+                  <w:rFonts w:ascii="Calibri" w:hAnsi="Calibri" w:eastAsia="Microsoft YaHei"/>
+                  <w:color w:val="1F5F8B"/>
+                  <w:u w:val="single"/>
+                  <w:sz w:val="22"/>
+                  <w:szCs w:val="22"/>
+                </w:rPr>
+                <w:t>知识库入口</w:t>
+              </w:r>
+            </w:hyperlink>
           </w:p>
         </w:tc>
         <w:tc>
@@ -1026,7 +1158,7 @@
                 <w:b w:val="0"/>
                 <w:i w:val="0"/>
                 <w:color w:val="243447"/>
-                <w:sz w:val="19"/>
+                <w:sz w:val="22"/>
               </w:rPr>
               <w:t>选择统计方法、检查使用条件并清楚报告结果</w:t>
             </w:r>
@@ -1055,7 +1187,7 @@
                 <w:b w:val="0"/>
                 <w:i w:val="0"/>
                 <w:color w:val="243447"/>
-                <w:sz w:val="19"/>
+                <w:sz w:val="22"/>
               </w:rPr>
               <w:t>1</w:t>
             </w:r>
@@ -1089,10 +1221,32 @@
                 <w:b w:val="0"/>
                 <w:i w:val="0"/>
                 <w:color w:val="243447"/>
-                <w:sz w:val="19"/>
+                <w:sz w:val="22"/>
               </w:rPr>
               <w:t>05-07 回归、时间序列与统计建模</w:t>
             </w:r>
+            <w:r>
+              <w:rPr>
+                <w:rFonts w:ascii="Calibri" w:hAnsi="Calibri" w:eastAsia="Microsoft YaHei"/>
+                <w:b w:val="0"/>
+                <w:i w:val="0"/>
+                <w:color w:val="5B6775"/>
+                <w:sz w:val="22"/>
+              </w:rPr>
+              <w:br/>
+            </w:r>
+            <w:hyperlink r:id="rId17">
+              <w:r>
+                <w:rPr>
+                  <w:rFonts w:ascii="Calibri" w:hAnsi="Calibri" w:eastAsia="Microsoft YaHei"/>
+                  <w:color w:val="1F5F8B"/>
+                  <w:u w:val="single"/>
+                  <w:sz w:val="22"/>
+                  <w:szCs w:val="22"/>
+                </w:rPr>
+                <w:t>知识库入口</w:t>
+              </w:r>
+            </w:hyperlink>
           </w:p>
         </w:tc>
         <w:tc>
@@ -1118,7 +1272,7 @@
                 <w:b w:val="0"/>
                 <w:i w:val="0"/>
                 <w:color w:val="243447"/>
-                <w:sz w:val="19"/>
+                <w:sz w:val="22"/>
               </w:rPr>
               <w:t>建立回归、时间序列等统计模型并进行诊断</w:t>
             </w:r>
@@ -1147,7 +1301,7 @@
                 <w:b w:val="0"/>
                 <w:i w:val="0"/>
                 <w:color w:val="243447"/>
-                <w:sz w:val="19"/>
+                <w:sz w:val="22"/>
               </w:rPr>
               <w:t>2</w:t>
             </w:r>
@@ -1181,10 +1335,32 @@
                 <w:b w:val="0"/>
                 <w:i w:val="0"/>
                 <w:color w:val="243447"/>
-                <w:sz w:val="19"/>
+                <w:sz w:val="22"/>
               </w:rPr>
               <w:t>05-08 贝叶斯分析、因果分析与实验设计</w:t>
             </w:r>
+            <w:r>
+              <w:rPr>
+                <w:rFonts w:ascii="Calibri" w:hAnsi="Calibri" w:eastAsia="Microsoft YaHei"/>
+                <w:b w:val="0"/>
+                <w:i w:val="0"/>
+                <w:color w:val="5B6775"/>
+                <w:sz w:val="22"/>
+              </w:rPr>
+              <w:br/>
+            </w:r>
+            <w:hyperlink r:id="rId18">
+              <w:r>
+                <w:rPr>
+                  <w:rFonts w:ascii="Calibri" w:hAnsi="Calibri" w:eastAsia="Microsoft YaHei"/>
+                  <w:color w:val="1F5F8B"/>
+                  <w:u w:val="single"/>
+                  <w:sz w:val="22"/>
+                  <w:szCs w:val="22"/>
+                </w:rPr>
+                <w:t>知识库入口</w:t>
+              </w:r>
+            </w:hyperlink>
           </w:p>
         </w:tc>
         <w:tc>
@@ -1210,7 +1386,7 @@
                 <w:b w:val="0"/>
                 <w:i w:val="0"/>
                 <w:color w:val="243447"/>
-                <w:sz w:val="19"/>
+                <w:sz w:val="22"/>
               </w:rPr>
               <w:t>评估不确定性、分析因果关系并规划对照实验</w:t>
             </w:r>
@@ -1239,7 +1415,7 @@
                 <w:b w:val="0"/>
                 <w:i w:val="0"/>
                 <w:color w:val="243447"/>
-                <w:sz w:val="19"/>
+                <w:sz w:val="22"/>
               </w:rPr>
               <w:t>5</w:t>
             </w:r>
@@ -1273,10 +1449,32 @@
                 <w:b w:val="0"/>
                 <w:i w:val="0"/>
                 <w:color w:val="243447"/>
-                <w:sz w:val="19"/>
+                <w:sz w:val="22"/>
               </w:rPr>
               <w:t>05-09 机器学习建模、解释与评估</w:t>
             </w:r>
+            <w:r>
+              <w:rPr>
+                <w:rFonts w:ascii="Calibri" w:hAnsi="Calibri" w:eastAsia="Microsoft YaHei"/>
+                <w:b w:val="0"/>
+                <w:i w:val="0"/>
+                <w:color w:val="5B6775"/>
+                <w:sz w:val="22"/>
+              </w:rPr>
+              <w:br/>
+            </w:r>
+            <w:hyperlink r:id="rId19">
+              <w:r>
+                <w:rPr>
+                  <w:rFonts w:ascii="Calibri" w:hAnsi="Calibri" w:eastAsia="Microsoft YaHei"/>
+                  <w:color w:val="1F5F8B"/>
+                  <w:u w:val="single"/>
+                  <w:sz w:val="22"/>
+                  <w:szCs w:val="22"/>
+                </w:rPr>
+                <w:t>知识库入口</w:t>
+              </w:r>
+            </w:hyperlink>
           </w:p>
         </w:tc>
         <w:tc>
@@ -1302,7 +1500,7 @@
                 <w:b w:val="0"/>
                 <w:i w:val="0"/>
                 <w:color w:val="243447"/>
-                <w:sz w:val="19"/>
+                <w:sz w:val="22"/>
               </w:rPr>
               <w:t>训练和评价机器学习模型，并解释模型为何给出某个结果</w:t>
             </w:r>
@@ -1331,7 +1529,7 @@
                 <w:b w:val="0"/>
                 <w:i w:val="0"/>
                 <w:color w:val="243447"/>
-                <w:sz w:val="19"/>
+                <w:sz w:val="22"/>
               </w:rPr>
               <w:t>3</w:t>
             </w:r>
@@ -1365,10 +1563,32 @@
                 <w:b w:val="0"/>
                 <w:i w:val="0"/>
                 <w:color w:val="243447"/>
-                <w:sz w:val="19"/>
+                <w:sz w:val="22"/>
               </w:rPr>
               <w:t>05-10 深度学习与大语言模型应用</w:t>
             </w:r>
+            <w:r>
+              <w:rPr>
+                <w:rFonts w:ascii="Calibri" w:hAnsi="Calibri" w:eastAsia="Microsoft YaHei"/>
+                <w:b w:val="0"/>
+                <w:i w:val="0"/>
+                <w:color w:val="5B6775"/>
+                <w:sz w:val="22"/>
+              </w:rPr>
+              <w:br/>
+            </w:r>
+            <w:hyperlink r:id="rId20">
+              <w:r>
+                <w:rPr>
+                  <w:rFonts w:ascii="Calibri" w:hAnsi="Calibri" w:eastAsia="Microsoft YaHei"/>
+                  <w:color w:val="1F5F8B"/>
+                  <w:u w:val="single"/>
+                  <w:sz w:val="22"/>
+                  <w:szCs w:val="22"/>
+                </w:rPr>
+                <w:t>知识库入口</w:t>
+              </w:r>
+            </w:hyperlink>
           </w:p>
         </w:tc>
         <w:tc>
@@ -1394,7 +1614,7 @@
                 <w:b w:val="0"/>
                 <w:i w:val="0"/>
                 <w:color w:val="243447"/>
-                <w:sz w:val="19"/>
+                <w:sz w:val="22"/>
               </w:rPr>
               <w:t>训练、调整或使用深度学习模型和语言模型</w:t>
             </w:r>
@@ -1423,7 +1643,7 @@
                 <w:b w:val="0"/>
                 <w:i w:val="0"/>
                 <w:color w:val="243447"/>
-                <w:sz w:val="19"/>
+                <w:sz w:val="22"/>
               </w:rPr>
               <w:t>2</w:t>
             </w:r>
@@ -1457,10 +1677,32 @@
                 <w:b w:val="0"/>
                 <w:i w:val="0"/>
                 <w:color w:val="243447"/>
-                <w:sz w:val="19"/>
+                <w:sz w:val="22"/>
               </w:rPr>
               <w:t>05-11 数学计算、单位与误差</w:t>
             </w:r>
+            <w:r>
+              <w:rPr>
+                <w:rFonts w:ascii="Calibri" w:hAnsi="Calibri" w:eastAsia="Microsoft YaHei"/>
+                <w:b w:val="0"/>
+                <w:i w:val="0"/>
+                <w:color w:val="5B6775"/>
+                <w:sz w:val="22"/>
+              </w:rPr>
+              <w:br/>
+            </w:r>
+            <w:hyperlink r:id="rId21">
+              <w:r>
+                <w:rPr>
+                  <w:rFonts w:ascii="Calibri" w:hAnsi="Calibri" w:eastAsia="Microsoft YaHei"/>
+                  <w:color w:val="1F5F8B"/>
+                  <w:u w:val="single"/>
+                  <w:sz w:val="22"/>
+                  <w:szCs w:val="22"/>
+                </w:rPr>
+                <w:t>知识库入口</w:t>
+              </w:r>
+            </w:hyperlink>
           </w:p>
         </w:tc>
         <w:tc>
@@ -1486,7 +1728,7 @@
                 <w:b w:val="0"/>
                 <w:i w:val="0"/>
                 <w:color w:val="243447"/>
-                <w:sz w:val="19"/>
+                <w:sz w:val="22"/>
               </w:rPr>
               <w:t>进行符号计算、方程求解、单位换算和误差传播</w:t>
             </w:r>
@@ -1515,7 +1757,7 @@
                 <w:b w:val="0"/>
                 <w:i w:val="0"/>
                 <w:color w:val="243447"/>
-                <w:sz w:val="19"/>
+                <w:sz w:val="22"/>
               </w:rPr>
               <w:t>3</w:t>
             </w:r>
@@ -1549,10 +1791,32 @@
                 <w:b w:val="0"/>
                 <w:i w:val="0"/>
                 <w:color w:val="243447"/>
-                <w:sz w:val="19"/>
+                <w:sz w:val="22"/>
               </w:rPr>
               <w:t>05-12 仿真与多目标优化</w:t>
             </w:r>
+            <w:r>
+              <w:rPr>
+                <w:rFonts w:ascii="Calibri" w:hAnsi="Calibri" w:eastAsia="Microsoft YaHei"/>
+                <w:b w:val="0"/>
+                <w:i w:val="0"/>
+                <w:color w:val="5B6775"/>
+                <w:sz w:val="22"/>
+              </w:rPr>
+              <w:br/>
+            </w:r>
+            <w:hyperlink r:id="rId22">
+              <w:r>
+                <w:rPr>
+                  <w:rFonts w:ascii="Calibri" w:hAnsi="Calibri" w:eastAsia="Microsoft YaHei"/>
+                  <w:color w:val="1F5F8B"/>
+                  <w:u w:val="single"/>
+                  <w:sz w:val="22"/>
+                  <w:szCs w:val="22"/>
+                </w:rPr>
+                <w:t>知识库入口</w:t>
+              </w:r>
+            </w:hyperlink>
           </w:p>
         </w:tc>
         <w:tc>
@@ -1578,7 +1842,7 @@
                 <w:b w:val="0"/>
                 <w:i w:val="0"/>
                 <w:color w:val="243447"/>
-                <w:sz w:val="19"/>
+                <w:sz w:val="22"/>
               </w:rPr>
               <w:t>模拟现实过程，或在多个目标和限制之间寻找较优方案</w:t>
             </w:r>
@@ -1607,7 +1871,7 @@
                 <w:b w:val="0"/>
                 <w:i w:val="0"/>
                 <w:color w:val="243447"/>
-                <w:sz w:val="19"/>
+                <w:sz w:val="22"/>
               </w:rPr>
               <w:t>2</w:t>
             </w:r>
@@ -1641,10 +1905,32 @@
                 <w:b w:val="0"/>
                 <w:i w:val="0"/>
                 <w:color w:val="243447"/>
-                <w:sz w:val="19"/>
+                <w:sz w:val="22"/>
               </w:rPr>
               <w:t>05-13 形式化数学证明</w:t>
             </w:r>
+            <w:r>
+              <w:rPr>
+                <w:rFonts w:ascii="Calibri" w:hAnsi="Calibri" w:eastAsia="Microsoft YaHei"/>
+                <w:b w:val="0"/>
+                <w:i w:val="0"/>
+                <w:color w:val="5B6775"/>
+                <w:sz w:val="22"/>
+              </w:rPr>
+              <w:br/>
+            </w:r>
+            <w:hyperlink r:id="rId23">
+              <w:r>
+                <w:rPr>
+                  <w:rFonts w:ascii="Calibri" w:hAnsi="Calibri" w:eastAsia="Microsoft YaHei"/>
+                  <w:color w:val="1F5F8B"/>
+                  <w:u w:val="single"/>
+                  <w:sz w:val="22"/>
+                  <w:szCs w:val="22"/>
+                </w:rPr>
+                <w:t>知识库入口</w:t>
+              </w:r>
+            </w:hyperlink>
           </w:p>
         </w:tc>
         <w:tc>
@@ -1670,7 +1956,7 @@
                 <w:b w:val="0"/>
                 <w:i w:val="0"/>
                 <w:color w:val="243447"/>
-                <w:sz w:val="19"/>
+                <w:sz w:val="22"/>
               </w:rPr>
               <w:t>使用专用证明软件编写和检查可由计算机验证的数学证明</w:t>
             </w:r>
@@ -1699,7 +1985,7 @@
                 <w:b w:val="0"/>
                 <w:i w:val="0"/>
                 <w:color w:val="243447"/>
-                <w:sz w:val="19"/>
+                <w:sz w:val="22"/>
               </w:rPr>
               <w:t>2</w:t>
             </w:r>
@@ -1733,10 +2019,32 @@
                 <w:b w:val="0"/>
                 <w:i w:val="0"/>
                 <w:color w:val="243447"/>
-                <w:sz w:val="19"/>
+                <w:sz w:val="22"/>
               </w:rPr>
               <w:t>05-14 基础绘图与科学图表</w:t>
             </w:r>
+            <w:r>
+              <w:rPr>
+                <w:rFonts w:ascii="Calibri" w:hAnsi="Calibri" w:eastAsia="Microsoft YaHei"/>
+                <w:b w:val="0"/>
+                <w:i w:val="0"/>
+                <w:color w:val="5B6775"/>
+                <w:sz w:val="22"/>
+              </w:rPr>
+              <w:br/>
+            </w:r>
+            <w:hyperlink r:id="rId24">
+              <w:r>
+                <w:rPr>
+                  <w:rFonts w:ascii="Calibri" w:hAnsi="Calibri" w:eastAsia="Microsoft YaHei"/>
+                  <w:color w:val="1F5F8B"/>
+                  <w:u w:val="single"/>
+                  <w:sz w:val="22"/>
+                  <w:szCs w:val="22"/>
+                </w:rPr>
+                <w:t>知识库入口</w:t>
+              </w:r>
+            </w:hyperlink>
           </w:p>
         </w:tc>
         <w:tc>
@@ -1762,7 +2070,7 @@
                 <w:b w:val="0"/>
                 <w:i w:val="0"/>
                 <w:color w:val="243447"/>
-                <w:sz w:val="19"/>
+                <w:sz w:val="22"/>
               </w:rPr>
               <w:t>制作统计图和科研图表，并检查表达是否准确、清楚</w:t>
             </w:r>
@@ -1791,7 +2099,7 @@
                 <w:b w:val="0"/>
                 <w:i w:val="0"/>
                 <w:color w:val="243447"/>
-                <w:sz w:val="19"/>
+                <w:sz w:val="22"/>
               </w:rPr>
               <w:t>3</w:t>
             </w:r>
@@ -1825,10 +2133,32 @@
                 <w:b w:val="0"/>
                 <w:i w:val="0"/>
                 <w:color w:val="243447"/>
-                <w:sz w:val="19"/>
+                <w:sz w:val="22"/>
               </w:rPr>
               <w:t>05-15 地图、网络与交互式可视化</w:t>
             </w:r>
+            <w:r>
+              <w:rPr>
+                <w:rFonts w:ascii="Calibri" w:hAnsi="Calibri" w:eastAsia="Microsoft YaHei"/>
+                <w:b w:val="0"/>
+                <w:i w:val="0"/>
+                <w:color w:val="5B6775"/>
+                <w:sz w:val="22"/>
+              </w:rPr>
+              <w:br/>
+            </w:r>
+            <w:hyperlink r:id="rId25">
+              <w:r>
+                <w:rPr>
+                  <w:rFonts w:ascii="Calibri" w:hAnsi="Calibri" w:eastAsia="Microsoft YaHei"/>
+                  <w:color w:val="1F5F8B"/>
+                  <w:u w:val="single"/>
+                  <w:sz w:val="22"/>
+                  <w:szCs w:val="22"/>
+                </w:rPr>
+                <w:t>知识库入口</w:t>
+              </w:r>
+            </w:hyperlink>
           </w:p>
         </w:tc>
         <w:tc>
@@ -1854,7 +2184,7 @@
                 <w:b w:val="0"/>
                 <w:i w:val="0"/>
                 <w:color w:val="243447"/>
-                <w:sz w:val="19"/>
+                <w:sz w:val="22"/>
               </w:rPr>
               <w:t>制作地图、关系网络、流程图和可交互图表</w:t>
             </w:r>
@@ -1883,7 +2213,7 @@
                 <w:b w:val="0"/>
                 <w:i w:val="0"/>
                 <w:color w:val="243447"/>
-                <w:sz w:val="19"/>
+                <w:sz w:val="22"/>
               </w:rPr>
               <w:t>5</w:t>
             </w:r>
@@ -1917,10 +2247,32 @@
                 <w:b w:val="0"/>
                 <w:i w:val="0"/>
                 <w:color w:val="243447"/>
-                <w:sz w:val="19"/>
+                <w:sz w:val="22"/>
               </w:rPr>
               <w:t>05-16 数据故事与分析结果表达</w:t>
             </w:r>
+            <w:r>
+              <w:rPr>
+                <w:rFonts w:ascii="Calibri" w:hAnsi="Calibri" w:eastAsia="Microsoft YaHei"/>
+                <w:b w:val="0"/>
+                <w:i w:val="0"/>
+                <w:color w:val="5B6775"/>
+                <w:sz w:val="22"/>
+              </w:rPr>
+              <w:br/>
+            </w:r>
+            <w:hyperlink r:id="rId26">
+              <w:r>
+                <w:rPr>
+                  <w:rFonts w:ascii="Calibri" w:hAnsi="Calibri" w:eastAsia="Microsoft YaHei"/>
+                  <w:color w:val="1F5F8B"/>
+                  <w:u w:val="single"/>
+                  <w:sz w:val="22"/>
+                  <w:szCs w:val="22"/>
+                </w:rPr>
+                <w:t>知识库入口</w:t>
+              </w:r>
+            </w:hyperlink>
           </w:p>
         </w:tc>
         <w:tc>
@@ -1946,7 +2298,7 @@
                 <w:b w:val="0"/>
                 <w:i w:val="0"/>
                 <w:color w:val="243447"/>
-                <w:sz w:val="19"/>
+                <w:sz w:val="22"/>
               </w:rPr>
               <w:t>面向特定读者组织发现、图表、结论和行动建议</w:t>
             </w:r>
@@ -1975,7 +2327,7 @@
                 <w:b w:val="0"/>
                 <w:i w:val="0"/>
                 <w:color w:val="243447"/>
-                <w:sz w:val="19"/>
+                <w:sz w:val="22"/>
               </w:rPr>
               <w:t>3</w:t>
             </w:r>
@@ -2009,10 +2361,32 @@
                 <w:b w:val="0"/>
                 <w:i w:val="0"/>
                 <w:color w:val="243447"/>
-                <w:sz w:val="19"/>
+                <w:sz w:val="22"/>
               </w:rPr>
               <w:t>05-17 调试与错误处理</w:t>
             </w:r>
+            <w:r>
+              <w:rPr>
+                <w:rFonts w:ascii="Calibri" w:hAnsi="Calibri" w:eastAsia="Microsoft YaHei"/>
+                <w:b w:val="0"/>
+                <w:i w:val="0"/>
+                <w:color w:val="5B6775"/>
+                <w:sz w:val="22"/>
+              </w:rPr>
+              <w:br/>
+            </w:r>
+            <w:hyperlink r:id="rId27">
+              <w:r>
+                <w:rPr>
+                  <w:rFonts w:ascii="Calibri" w:hAnsi="Calibri" w:eastAsia="Microsoft YaHei"/>
+                  <w:color w:val="1F5F8B"/>
+                  <w:u w:val="single"/>
+                  <w:sz w:val="22"/>
+                  <w:szCs w:val="22"/>
+                </w:rPr>
+                <w:t>知识库入口</w:t>
+              </w:r>
+            </w:hyperlink>
           </w:p>
         </w:tc>
         <w:tc>
@@ -2038,7 +2412,7 @@
                 <w:b w:val="0"/>
                 <w:i w:val="0"/>
                 <w:color w:val="243447"/>
-                <w:sz w:val="19"/>
+                <w:sz w:val="22"/>
               </w:rPr>
               <w:t>找出程序失败的真正原因，并设计异常处理和恢复方法</w:t>
             </w:r>
@@ -2067,7 +2441,7 @@
                 <w:b w:val="0"/>
                 <w:i w:val="0"/>
                 <w:color w:val="243447"/>
-                <w:sz w:val="19"/>
+                <w:sz w:val="22"/>
               </w:rPr>
               <w:t>2</w:t>
             </w:r>
@@ -2101,10 +2475,32 @@
                 <w:b w:val="0"/>
                 <w:i w:val="0"/>
                 <w:color w:val="243447"/>
-                <w:sz w:val="19"/>
+                <w:sz w:val="22"/>
               </w:rPr>
               <w:t>05-18 软件测试</w:t>
             </w:r>
+            <w:r>
+              <w:rPr>
+                <w:rFonts w:ascii="Calibri" w:hAnsi="Calibri" w:eastAsia="Microsoft YaHei"/>
+                <w:b w:val="0"/>
+                <w:i w:val="0"/>
+                <w:color w:val="5B6775"/>
+                <w:sz w:val="22"/>
+              </w:rPr>
+              <w:br/>
+            </w:r>
+            <w:hyperlink r:id="rId28">
+              <w:r>
+                <w:rPr>
+                  <w:rFonts w:ascii="Calibri" w:hAnsi="Calibri" w:eastAsia="Microsoft YaHei"/>
+                  <w:color w:val="1F5F8B"/>
+                  <w:u w:val="single"/>
+                  <w:sz w:val="22"/>
+                  <w:szCs w:val="22"/>
+                </w:rPr>
+                <w:t>知识库入口</w:t>
+              </w:r>
+            </w:hyperlink>
           </w:p>
         </w:tc>
         <w:tc>
@@ -2130,7 +2526,7 @@
                 <w:b w:val="0"/>
                 <w:i w:val="0"/>
                 <w:color w:val="243447"/>
-                <w:sz w:val="19"/>
+                <w:sz w:val="22"/>
               </w:rPr>
               <w:t>编写和组织测试，检查程序功能是否符合预期</w:t>
             </w:r>
@@ -2159,7 +2555,7 @@
                 <w:b w:val="0"/>
                 <w:i w:val="0"/>
                 <w:color w:val="243447"/>
-                <w:sz w:val="19"/>
+                <w:sz w:val="22"/>
               </w:rPr>
               <w:t>3</w:t>
             </w:r>
@@ -2193,10 +2589,32 @@
                 <w:b w:val="0"/>
                 <w:i w:val="0"/>
                 <w:color w:val="243447"/>
-                <w:sz w:val="19"/>
+                <w:sz w:val="22"/>
               </w:rPr>
               <w:t>05-19 代码审查、代码规范与项目结构</w:t>
             </w:r>
+            <w:r>
+              <w:rPr>
+                <w:rFonts w:ascii="Calibri" w:hAnsi="Calibri" w:eastAsia="Microsoft YaHei"/>
+                <w:b w:val="0"/>
+                <w:i w:val="0"/>
+                <w:color w:val="5B6775"/>
+                <w:sz w:val="22"/>
+              </w:rPr>
+              <w:br/>
+            </w:r>
+            <w:hyperlink r:id="rId29">
+              <w:r>
+                <w:rPr>
+                  <w:rFonts w:ascii="Calibri" w:hAnsi="Calibri" w:eastAsia="Microsoft YaHei"/>
+                  <w:color w:val="1F5F8B"/>
+                  <w:u w:val="single"/>
+                  <w:sz w:val="22"/>
+                  <w:szCs w:val="22"/>
+                </w:rPr>
+                <w:t>知识库入口</w:t>
+              </w:r>
+            </w:hyperlink>
           </w:p>
         </w:tc>
         <w:tc>
@@ -2222,7 +2640,7 @@
                 <w:b w:val="0"/>
                 <w:i w:val="0"/>
                 <w:color w:val="243447"/>
-                <w:sz w:val="19"/>
+                <w:sz w:val="22"/>
               </w:rPr>
               <w:t>审查代码、统一编写规则并合理组织项目文件</w:t>
             </w:r>
@@ -2251,7 +2669,7 @@
                 <w:b w:val="0"/>
                 <w:i w:val="0"/>
                 <w:color w:val="243447"/>
-                <w:sz w:val="19"/>
+                <w:sz w:val="22"/>
               </w:rPr>
               <w:t>4</w:t>
             </w:r>
@@ -2285,10 +2703,32 @@
                 <w:b w:val="0"/>
                 <w:i w:val="0"/>
                 <w:color w:val="243447"/>
-                <w:sz w:val="19"/>
+                <w:sz w:val="22"/>
               </w:rPr>
               <w:t>05-20 数据处理流程与机器学习工程</w:t>
             </w:r>
+            <w:r>
+              <w:rPr>
+                <w:rFonts w:ascii="Calibri" w:hAnsi="Calibri" w:eastAsia="Microsoft YaHei"/>
+                <w:b w:val="0"/>
+                <w:i w:val="0"/>
+                <w:color w:val="5B6775"/>
+                <w:sz w:val="22"/>
+              </w:rPr>
+              <w:br/>
+            </w:r>
+            <w:hyperlink r:id="rId30">
+              <w:r>
+                <w:rPr>
+                  <w:rFonts w:ascii="Calibri" w:hAnsi="Calibri" w:eastAsia="Microsoft YaHei"/>
+                  <w:color w:val="1F5F8B"/>
+                  <w:u w:val="single"/>
+                  <w:sz w:val="22"/>
+                  <w:szCs w:val="22"/>
+                </w:rPr>
+                <w:t>知识库入口</w:t>
+              </w:r>
+            </w:hyperlink>
           </w:p>
         </w:tc>
         <w:tc>
@@ -2314,7 +2754,7 @@
                 <w:b w:val="0"/>
                 <w:i w:val="0"/>
                 <w:color w:val="243447"/>
-                <w:sz w:val="19"/>
+                <w:sz w:val="22"/>
               </w:rPr>
               <w:t>组织从数据准备、模型训练到评估和后续维护的完整流程</w:t>
             </w:r>
@@ -2343,7 +2783,7 @@
                 <w:b w:val="0"/>
                 <w:i w:val="0"/>
                 <w:color w:val="243447"/>
-                <w:sz w:val="19"/>
+                <w:sz w:val="22"/>
               </w:rPr>
               <w:t>1</w:t>
             </w:r>
@@ -2923,17 +3363,18 @@
           <w:b/>
           <w:i w:val="0"/>
           <w:color w:val="203748"/>
-          <w:sz w:val="19"/>
+          <w:sz w:val="22"/>
         </w:rPr>
         <w:t>K-Dense-AI/scientific-agent-skills：</w:t>
       </w:r>
-      <w:hyperlink r:id="rId11">
+      <w:hyperlink r:id="rId31">
         <w:r>
           <w:rPr>
             <w:rFonts w:ascii="Calibri" w:hAnsi="Calibri" w:eastAsia="Microsoft YaHei"/>
             <w:color w:val="1F5F8B"/>
             <w:u w:val="single"/>
-            <w:sz w:val="20"/>
+            <w:sz w:val="22"/>
+            <w:szCs w:val="22"/>
           </w:rPr>
           <w:t>查看仓库</w:t>
         </w:r>
@@ -2944,7 +3385,7 @@
           <w:b w:val="0"/>
           <w:i w:val="0"/>
           <w:color w:val="7F8C8D"/>
-          <w:sz w:val="19"/>
+          <w:sz w:val="22"/>
         </w:rPr>
         <w:t xml:space="preserve">　｜　</w:t>
       </w:r>
@@ -2954,17 +3395,18 @@
           <w:b/>
           <w:i w:val="0"/>
           <w:color w:val="203748"/>
-          <w:sz w:val="19"/>
+          <w:sz w:val="22"/>
         </w:rPr>
         <w:t>leanprover/skills：</w:t>
       </w:r>
-      <w:hyperlink r:id="rId12">
+      <w:hyperlink r:id="rId32">
         <w:r>
           <w:rPr>
             <w:rFonts w:ascii="Calibri" w:hAnsi="Calibri" w:eastAsia="Microsoft YaHei"/>
             <w:color w:val="1F5F8B"/>
             <w:u w:val="single"/>
-            <w:sz w:val="20"/>
+            <w:sz w:val="22"/>
+            <w:szCs w:val="22"/>
           </w:rPr>
           <w:t>查看仓库</w:t>
         </w:r>
@@ -2975,7 +3417,7 @@
           <w:b w:val="0"/>
           <w:i w:val="0"/>
           <w:color w:val="7F8C8D"/>
-          <w:sz w:val="19"/>
+          <w:sz w:val="22"/>
         </w:rPr>
         <w:t xml:space="preserve">　｜　</w:t>
       </w:r>
@@ -2985,17 +3427,18 @@
           <w:b/>
           <w:i w:val="0"/>
           <w:color w:val="203748"/>
-          <w:sz w:val="19"/>
+          <w:sz w:val="22"/>
         </w:rPr>
         <w:t>lyndonkl/claude：</w:t>
       </w:r>
-      <w:hyperlink r:id="rId13">
+      <w:hyperlink r:id="rId33">
         <w:r>
           <w:rPr>
             <w:rFonts w:ascii="Calibri" w:hAnsi="Calibri" w:eastAsia="Microsoft YaHei"/>
             <w:color w:val="1F5F8B"/>
             <w:u w:val="single"/>
-            <w:sz w:val="20"/>
+            <w:sz w:val="22"/>
+            <w:szCs w:val="22"/>
           </w:rPr>
           <w:t>查看仓库</w:t>
         </w:r>
@@ -3006,7 +3449,7 @@
           <w:b w:val="0"/>
           <w:i w:val="0"/>
           <w:color w:val="7F8C8D"/>
-          <w:sz w:val="19"/>
+          <w:sz w:val="22"/>
         </w:rPr>
         <w:t xml:space="preserve">　｜　</w:t>
       </w:r>
@@ -3016,17 +3459,18 @@
           <w:b/>
           <w:i w:val="0"/>
           <w:color w:val="203748"/>
-          <w:sz w:val="19"/>
+          <w:sz w:val="22"/>
         </w:rPr>
         <w:t>markdown-viewer/skills：</w:t>
       </w:r>
-      <w:hyperlink r:id="rId14">
+      <w:hyperlink r:id="rId34">
         <w:r>
           <w:rPr>
             <w:rFonts w:ascii="Calibri" w:hAnsi="Calibri" w:eastAsia="Microsoft YaHei"/>
             <w:color w:val="1F5F8B"/>
             <w:u w:val="single"/>
-            <w:sz w:val="20"/>
+            <w:sz w:val="22"/>
+            <w:szCs w:val="22"/>
           </w:rPr>
           <w:t>查看仓库</w:t>
         </w:r>
@@ -3037,7 +3481,7 @@
           <w:b w:val="0"/>
           <w:i w:val="0"/>
           <w:color w:val="7F8C8D"/>
-          <w:sz w:val="19"/>
+          <w:sz w:val="22"/>
         </w:rPr>
         <w:t xml:space="preserve">　｜　</w:t>
       </w:r>
@@ -3047,17 +3491,18 @@
           <w:b/>
           <w:i w:val="0"/>
           <w:color w:val="203748"/>
-          <w:sz w:val="19"/>
+          <w:sz w:val="22"/>
         </w:rPr>
         <w:t>obra/superpowers：</w:t>
       </w:r>
-      <w:hyperlink r:id="rId15">
+      <w:hyperlink r:id="rId35">
         <w:r>
           <w:rPr>
             <w:rFonts w:ascii="Calibri" w:hAnsi="Calibri" w:eastAsia="Microsoft YaHei"/>
             <w:color w:val="1F5F8B"/>
             <w:u w:val="single"/>
-            <w:sz w:val="20"/>
+            <w:sz w:val="22"/>
+            <w:szCs w:val="22"/>
           </w:rPr>
           <w:t>查看仓库</w:t>
         </w:r>
@@ -3068,7 +3513,7 @@
           <w:b w:val="0"/>
           <w:i w:val="0"/>
           <w:color w:val="7F8C8D"/>
-          <w:sz w:val="19"/>
+          <w:sz w:val="22"/>
         </w:rPr>
         <w:t xml:space="preserve">　｜　</w:t>
       </w:r>
@@ -3078,17 +3523,18 @@
           <w:b/>
           <w:i w:val="0"/>
           <w:color w:val="203748"/>
-          <w:sz w:val="19"/>
+          <w:sz w:val="22"/>
         </w:rPr>
         <w:t>wshobson/agents：</w:t>
       </w:r>
-      <w:hyperlink r:id="rId16">
+      <w:hyperlink r:id="rId36">
         <w:r>
           <w:rPr>
             <w:rFonts w:ascii="Calibri" w:hAnsi="Calibri" w:eastAsia="Microsoft YaHei"/>
             <w:color w:val="1F5F8B"/>
             <w:u w:val="single"/>
-            <w:sz w:val="20"/>
+            <w:sz w:val="22"/>
+            <w:szCs w:val="22"/>
           </w:rPr>
           <w:t>查看仓库</w:t>
         </w:r>

--- a/05_交付物/通俗细分版_2026-08-07/05_编程数学数据分析和可视化/00_大分类总览.docx
+++ b/05_交付物/通俗细分版_2026-08-07/05_编程数学数据分析和可视化/00_大分类总览.docx
@@ -563,6 +563,28 @@
                 <w:t>知识库入口</w:t>
               </w:r>
             </w:hyperlink>
+            <w:r>
+              <w:rPr>
+                <w:rFonts w:ascii="Calibri" w:hAnsi="Calibri" w:eastAsia="Microsoft YaHei"/>
+                <w:b w:val="0"/>
+                <w:i w:val="0"/>
+                <w:color w:val="5B6775"/>
+                <w:sz w:val="22"/>
+              </w:rPr>
+              <w:t xml:space="preserve"> | </w:t>
+            </w:r>
+            <w:hyperlink r:id="rId12">
+              <w:r>
+                <w:rPr>
+                  <w:rFonts w:ascii="Calibri" w:hAnsi="Calibri" w:eastAsia="Microsoft YaHei"/>
+                  <w:color w:val="1F5F8B"/>
+                  <w:u w:val="single"/>
+                  <w:sz w:val="22"/>
+                  <w:szCs w:val="22"/>
+                </w:rPr>
+                <w:t>仓库1</w:t>
+              </w:r>
+            </w:hyperlink>
           </w:p>
         </w:tc>
         <w:tc>
@@ -665,6 +687,28 @@
               </w:rPr>
               <w:br/>
             </w:r>
+            <w:hyperlink r:id="rId13">
+              <w:r>
+                <w:rPr>
+                  <w:rFonts w:ascii="Calibri" w:hAnsi="Calibri" w:eastAsia="Microsoft YaHei"/>
+                  <w:color w:val="1F5F8B"/>
+                  <w:u w:val="single"/>
+                  <w:sz w:val="22"/>
+                  <w:szCs w:val="22"/>
+                </w:rPr>
+                <w:t>知识库入口</w:t>
+              </w:r>
+            </w:hyperlink>
+            <w:r>
+              <w:rPr>
+                <w:rFonts w:ascii="Calibri" w:hAnsi="Calibri" w:eastAsia="Microsoft YaHei"/>
+                <w:b w:val="0"/>
+                <w:i w:val="0"/>
+                <w:color w:val="5B6775"/>
+                <w:sz w:val="22"/>
+              </w:rPr>
+              <w:t xml:space="preserve"> | </w:t>
+            </w:r>
             <w:hyperlink r:id="rId12">
               <w:r>
                 <w:rPr>
@@ -674,7 +718,29 @@
                   <w:sz w:val="22"/>
                   <w:szCs w:val="22"/>
                 </w:rPr>
-                <w:t>知识库入口</w:t>
+                <w:t>仓库1</w:t>
+              </w:r>
+            </w:hyperlink>
+            <w:r>
+              <w:rPr>
+                <w:rFonts w:ascii="Calibri" w:hAnsi="Calibri" w:eastAsia="Microsoft YaHei"/>
+                <w:b w:val="0"/>
+                <w:i w:val="0"/>
+                <w:color w:val="5B6775"/>
+                <w:sz w:val="22"/>
+              </w:rPr>
+              <w:t xml:space="preserve"> | </w:t>
+            </w:r>
+            <w:hyperlink r:id="rId14">
+              <w:r>
+                <w:rPr>
+                  <w:rFonts w:ascii="Calibri" w:hAnsi="Calibri" w:eastAsia="Microsoft YaHei"/>
+                  <w:color w:val="1F5F8B"/>
+                  <w:u w:val="single"/>
+                  <w:sz w:val="22"/>
+                  <w:szCs w:val="22"/>
+                </w:rPr>
+                <w:t>仓库2</w:t>
               </w:r>
             </w:hyperlink>
           </w:p>
@@ -779,7 +845,7 @@
               </w:rPr>
               <w:br/>
             </w:r>
-            <w:hyperlink r:id="rId13">
+            <w:hyperlink r:id="rId15">
               <w:r>
                 <w:rPr>
                   <w:rFonts w:ascii="Calibri" w:hAnsi="Calibri" w:eastAsia="Microsoft YaHei"/>
@@ -789,6 +855,28 @@
                   <w:szCs w:val="22"/>
                 </w:rPr>
                 <w:t>知识库入口</w:t>
+              </w:r>
+            </w:hyperlink>
+            <w:r>
+              <w:rPr>
+                <w:rFonts w:ascii="Calibri" w:hAnsi="Calibri" w:eastAsia="Microsoft YaHei"/>
+                <w:b w:val="0"/>
+                <w:i w:val="0"/>
+                <w:color w:val="5B6775"/>
+                <w:sz w:val="22"/>
+              </w:rPr>
+              <w:t xml:space="preserve"> | </w:t>
+            </w:r>
+            <w:hyperlink r:id="rId12">
+              <w:r>
+                <w:rPr>
+                  <w:rFonts w:ascii="Calibri" w:hAnsi="Calibri" w:eastAsia="Microsoft YaHei"/>
+                  <w:color w:val="1F5F8B"/>
+                  <w:u w:val="single"/>
+                  <w:sz w:val="22"/>
+                  <w:szCs w:val="22"/>
+                </w:rPr>
+                <w:t>仓库1</w:t>
               </w:r>
             </w:hyperlink>
           </w:p>
@@ -893,6 +981,50 @@
               </w:rPr>
               <w:br/>
             </w:r>
+            <w:hyperlink r:id="rId16">
+              <w:r>
+                <w:rPr>
+                  <w:rFonts w:ascii="Calibri" w:hAnsi="Calibri" w:eastAsia="Microsoft YaHei"/>
+                  <w:color w:val="1F5F8B"/>
+                  <w:u w:val="single"/>
+                  <w:sz w:val="22"/>
+                  <w:szCs w:val="22"/>
+                </w:rPr>
+                <w:t>知识库入口</w:t>
+              </w:r>
+            </w:hyperlink>
+            <w:r>
+              <w:rPr>
+                <w:rFonts w:ascii="Calibri" w:hAnsi="Calibri" w:eastAsia="Microsoft YaHei"/>
+                <w:b w:val="0"/>
+                <w:i w:val="0"/>
+                <w:color w:val="5B6775"/>
+                <w:sz w:val="22"/>
+              </w:rPr>
+              <w:t xml:space="preserve"> | </w:t>
+            </w:r>
+            <w:hyperlink r:id="rId12">
+              <w:r>
+                <w:rPr>
+                  <w:rFonts w:ascii="Calibri" w:hAnsi="Calibri" w:eastAsia="Microsoft YaHei"/>
+                  <w:color w:val="1F5F8B"/>
+                  <w:u w:val="single"/>
+                  <w:sz w:val="22"/>
+                  <w:szCs w:val="22"/>
+                </w:rPr>
+                <w:t>仓库1</w:t>
+              </w:r>
+            </w:hyperlink>
+            <w:r>
+              <w:rPr>
+                <w:rFonts w:ascii="Calibri" w:hAnsi="Calibri" w:eastAsia="Microsoft YaHei"/>
+                <w:b w:val="0"/>
+                <w:i w:val="0"/>
+                <w:color w:val="5B6775"/>
+                <w:sz w:val="22"/>
+              </w:rPr>
+              <w:t xml:space="preserve"> | </w:t>
+            </w:r>
             <w:hyperlink r:id="rId14">
               <w:r>
                 <w:rPr>
@@ -902,7 +1034,7 @@
                   <w:sz w:val="22"/>
                   <w:szCs w:val="22"/>
                 </w:rPr>
-                <w:t>知识库入口</w:t>
+                <w:t>仓库2</w:t>
               </w:r>
             </w:hyperlink>
           </w:p>
@@ -1007,7 +1139,7 @@
               </w:rPr>
               <w:br/>
             </w:r>
-            <w:hyperlink r:id="rId15">
+            <w:hyperlink r:id="rId17">
               <w:r>
                 <w:rPr>
                   <w:rFonts w:ascii="Calibri" w:hAnsi="Calibri" w:eastAsia="Microsoft YaHei"/>
@@ -1017,6 +1149,50 @@
                   <w:szCs w:val="22"/>
                 </w:rPr>
                 <w:t>知识库入口</w:t>
+              </w:r>
+            </w:hyperlink>
+            <w:r>
+              <w:rPr>
+                <w:rFonts w:ascii="Calibri" w:hAnsi="Calibri" w:eastAsia="Microsoft YaHei"/>
+                <w:b w:val="0"/>
+                <w:i w:val="0"/>
+                <w:color w:val="5B6775"/>
+                <w:sz w:val="22"/>
+              </w:rPr>
+              <w:t xml:space="preserve"> | </w:t>
+            </w:r>
+            <w:hyperlink r:id="rId12">
+              <w:r>
+                <w:rPr>
+                  <w:rFonts w:ascii="Calibri" w:hAnsi="Calibri" w:eastAsia="Microsoft YaHei"/>
+                  <w:color w:val="1F5F8B"/>
+                  <w:u w:val="single"/>
+                  <w:sz w:val="22"/>
+                  <w:szCs w:val="22"/>
+                </w:rPr>
+                <w:t>仓库1</w:t>
+              </w:r>
+            </w:hyperlink>
+            <w:r>
+              <w:rPr>
+                <w:rFonts w:ascii="Calibri" w:hAnsi="Calibri" w:eastAsia="Microsoft YaHei"/>
+                <w:b w:val="0"/>
+                <w:i w:val="0"/>
+                <w:color w:val="5B6775"/>
+                <w:sz w:val="22"/>
+              </w:rPr>
+              <w:t xml:space="preserve"> | </w:t>
+            </w:r>
+            <w:hyperlink r:id="rId14">
+              <w:r>
+                <w:rPr>
+                  <w:rFonts w:ascii="Calibri" w:hAnsi="Calibri" w:eastAsia="Microsoft YaHei"/>
+                  <w:color w:val="1F5F8B"/>
+                  <w:u w:val="single"/>
+                  <w:sz w:val="22"/>
+                  <w:szCs w:val="22"/>
+                </w:rPr>
+                <w:t>仓库2</w:t>
               </w:r>
             </w:hyperlink>
           </w:p>
@@ -1121,7 +1297,7 @@
               </w:rPr>
               <w:br/>
             </w:r>
-            <w:hyperlink r:id="rId16">
+            <w:hyperlink r:id="rId18">
               <w:r>
                 <w:rPr>
                   <w:rFonts w:ascii="Calibri" w:hAnsi="Calibri" w:eastAsia="Microsoft YaHei"/>
@@ -1131,6 +1307,28 @@
                   <w:szCs w:val="22"/>
                 </w:rPr>
                 <w:t>知识库入口</w:t>
+              </w:r>
+            </w:hyperlink>
+            <w:r>
+              <w:rPr>
+                <w:rFonts w:ascii="Calibri" w:hAnsi="Calibri" w:eastAsia="Microsoft YaHei"/>
+                <w:b w:val="0"/>
+                <w:i w:val="0"/>
+                <w:color w:val="5B6775"/>
+                <w:sz w:val="22"/>
+              </w:rPr>
+              <w:t xml:space="preserve"> | </w:t>
+            </w:r>
+            <w:hyperlink r:id="rId12">
+              <w:r>
+                <w:rPr>
+                  <w:rFonts w:ascii="Calibri" w:hAnsi="Calibri" w:eastAsia="Microsoft YaHei"/>
+                  <w:color w:val="1F5F8B"/>
+                  <w:u w:val="single"/>
+                  <w:sz w:val="22"/>
+                  <w:szCs w:val="22"/>
+                </w:rPr>
+                <w:t>仓库1</w:t>
               </w:r>
             </w:hyperlink>
           </w:p>
@@ -1235,7 +1433,7 @@
               </w:rPr>
               <w:br/>
             </w:r>
-            <w:hyperlink r:id="rId17">
+            <w:hyperlink r:id="rId19">
               <w:r>
                 <w:rPr>
                   <w:rFonts w:ascii="Calibri" w:hAnsi="Calibri" w:eastAsia="Microsoft YaHei"/>
@@ -1245,6 +1443,28 @@
                   <w:szCs w:val="22"/>
                 </w:rPr>
                 <w:t>知识库入口</w:t>
+              </w:r>
+            </w:hyperlink>
+            <w:r>
+              <w:rPr>
+                <w:rFonts w:ascii="Calibri" w:hAnsi="Calibri" w:eastAsia="Microsoft YaHei"/>
+                <w:b w:val="0"/>
+                <w:i w:val="0"/>
+                <w:color w:val="5B6775"/>
+                <w:sz w:val="22"/>
+              </w:rPr>
+              <w:t xml:space="preserve"> | </w:t>
+            </w:r>
+            <w:hyperlink r:id="rId12">
+              <w:r>
+                <w:rPr>
+                  <w:rFonts w:ascii="Calibri" w:hAnsi="Calibri" w:eastAsia="Microsoft YaHei"/>
+                  <w:color w:val="1F5F8B"/>
+                  <w:u w:val="single"/>
+                  <w:sz w:val="22"/>
+                  <w:szCs w:val="22"/>
+                </w:rPr>
+                <w:t>仓库1</w:t>
               </w:r>
             </w:hyperlink>
           </w:p>
@@ -1349,7 +1569,7 @@
               </w:rPr>
               <w:br/>
             </w:r>
-            <w:hyperlink r:id="rId18">
+            <w:hyperlink r:id="rId20">
               <w:r>
                 <w:rPr>
                   <w:rFonts w:ascii="Calibri" w:hAnsi="Calibri" w:eastAsia="Microsoft YaHei"/>
@@ -1359,6 +1579,50 @@
                   <w:szCs w:val="22"/>
                 </w:rPr>
                 <w:t>知识库入口</w:t>
+              </w:r>
+            </w:hyperlink>
+            <w:r>
+              <w:rPr>
+                <w:rFonts w:ascii="Calibri" w:hAnsi="Calibri" w:eastAsia="Microsoft YaHei"/>
+                <w:b w:val="0"/>
+                <w:i w:val="0"/>
+                <w:color w:val="5B6775"/>
+                <w:sz w:val="22"/>
+              </w:rPr>
+              <w:t xml:space="preserve"> | </w:t>
+            </w:r>
+            <w:hyperlink r:id="rId12">
+              <w:r>
+                <w:rPr>
+                  <w:rFonts w:ascii="Calibri" w:hAnsi="Calibri" w:eastAsia="Microsoft YaHei"/>
+                  <w:color w:val="1F5F8B"/>
+                  <w:u w:val="single"/>
+                  <w:sz w:val="22"/>
+                  <w:szCs w:val="22"/>
+                </w:rPr>
+                <w:t>仓库1</w:t>
+              </w:r>
+            </w:hyperlink>
+            <w:r>
+              <w:rPr>
+                <w:rFonts w:ascii="Calibri" w:hAnsi="Calibri" w:eastAsia="Microsoft YaHei"/>
+                <w:b w:val="0"/>
+                <w:i w:val="0"/>
+                <w:color w:val="5B6775"/>
+                <w:sz w:val="22"/>
+              </w:rPr>
+              <w:t xml:space="preserve"> | </w:t>
+            </w:r>
+            <w:hyperlink r:id="rId21">
+              <w:r>
+                <w:rPr>
+                  <w:rFonts w:ascii="Calibri" w:hAnsi="Calibri" w:eastAsia="Microsoft YaHei"/>
+                  <w:color w:val="1F5F8B"/>
+                  <w:u w:val="single"/>
+                  <w:sz w:val="22"/>
+                  <w:szCs w:val="22"/>
+                </w:rPr>
+                <w:t>仓库2</w:t>
               </w:r>
             </w:hyperlink>
           </w:p>
@@ -1463,7 +1727,7 @@
               </w:rPr>
               <w:br/>
             </w:r>
-            <w:hyperlink r:id="rId19">
+            <w:hyperlink r:id="rId22">
               <w:r>
                 <w:rPr>
                   <w:rFonts w:ascii="Calibri" w:hAnsi="Calibri" w:eastAsia="Microsoft YaHei"/>
@@ -1473,6 +1737,28 @@
                   <w:szCs w:val="22"/>
                 </w:rPr>
                 <w:t>知识库入口</w:t>
+              </w:r>
+            </w:hyperlink>
+            <w:r>
+              <w:rPr>
+                <w:rFonts w:ascii="Calibri" w:hAnsi="Calibri" w:eastAsia="Microsoft YaHei"/>
+                <w:b w:val="0"/>
+                <w:i w:val="0"/>
+                <w:color w:val="5B6775"/>
+                <w:sz w:val="22"/>
+              </w:rPr>
+              <w:t xml:space="preserve"> | </w:t>
+            </w:r>
+            <w:hyperlink r:id="rId12">
+              <w:r>
+                <w:rPr>
+                  <w:rFonts w:ascii="Calibri" w:hAnsi="Calibri" w:eastAsia="Microsoft YaHei"/>
+                  <w:color w:val="1F5F8B"/>
+                  <w:u w:val="single"/>
+                  <w:sz w:val="22"/>
+                  <w:szCs w:val="22"/>
+                </w:rPr>
+                <w:t>仓库1</w:t>
               </w:r>
             </w:hyperlink>
           </w:p>
@@ -1577,7 +1863,7 @@
               </w:rPr>
               <w:br/>
             </w:r>
-            <w:hyperlink r:id="rId20">
+            <w:hyperlink r:id="rId23">
               <w:r>
                 <w:rPr>
                   <w:rFonts w:ascii="Calibri" w:hAnsi="Calibri" w:eastAsia="Microsoft YaHei"/>
@@ -1587,6 +1873,28 @@
                   <w:szCs w:val="22"/>
                 </w:rPr>
                 <w:t>知识库入口</w:t>
+              </w:r>
+            </w:hyperlink>
+            <w:r>
+              <w:rPr>
+                <w:rFonts w:ascii="Calibri" w:hAnsi="Calibri" w:eastAsia="Microsoft YaHei"/>
+                <w:b w:val="0"/>
+                <w:i w:val="0"/>
+                <w:color w:val="5B6775"/>
+                <w:sz w:val="22"/>
+              </w:rPr>
+              <w:t xml:space="preserve"> | </w:t>
+            </w:r>
+            <w:hyperlink r:id="rId12">
+              <w:r>
+                <w:rPr>
+                  <w:rFonts w:ascii="Calibri" w:hAnsi="Calibri" w:eastAsia="Microsoft YaHei"/>
+                  <w:color w:val="1F5F8B"/>
+                  <w:u w:val="single"/>
+                  <w:sz w:val="22"/>
+                  <w:szCs w:val="22"/>
+                </w:rPr>
+                <w:t>仓库1</w:t>
               </w:r>
             </w:hyperlink>
           </w:p>
@@ -1691,7 +1999,7 @@
               </w:rPr>
               <w:br/>
             </w:r>
-            <w:hyperlink r:id="rId21">
+            <w:hyperlink r:id="rId24">
               <w:r>
                 <w:rPr>
                   <w:rFonts w:ascii="Calibri" w:hAnsi="Calibri" w:eastAsia="Microsoft YaHei"/>
@@ -1701,6 +2009,28 @@
                   <w:szCs w:val="22"/>
                 </w:rPr>
                 <w:t>知识库入口</w:t>
+              </w:r>
+            </w:hyperlink>
+            <w:r>
+              <w:rPr>
+                <w:rFonts w:ascii="Calibri" w:hAnsi="Calibri" w:eastAsia="Microsoft YaHei"/>
+                <w:b w:val="0"/>
+                <w:i w:val="0"/>
+                <w:color w:val="5B6775"/>
+                <w:sz w:val="22"/>
+              </w:rPr>
+              <w:t xml:space="preserve"> | </w:t>
+            </w:r>
+            <w:hyperlink r:id="rId12">
+              <w:r>
+                <w:rPr>
+                  <w:rFonts w:ascii="Calibri" w:hAnsi="Calibri" w:eastAsia="Microsoft YaHei"/>
+                  <w:color w:val="1F5F8B"/>
+                  <w:u w:val="single"/>
+                  <w:sz w:val="22"/>
+                  <w:szCs w:val="22"/>
+                </w:rPr>
+                <w:t>仓库1</w:t>
               </w:r>
             </w:hyperlink>
           </w:p>
@@ -1805,7 +2135,7 @@
               </w:rPr>
               <w:br/>
             </w:r>
-            <w:hyperlink r:id="rId22">
+            <w:hyperlink r:id="rId25">
               <w:r>
                 <w:rPr>
                   <w:rFonts w:ascii="Calibri" w:hAnsi="Calibri" w:eastAsia="Microsoft YaHei"/>
@@ -1815,6 +2145,28 @@
                   <w:szCs w:val="22"/>
                 </w:rPr>
                 <w:t>知识库入口</w:t>
+              </w:r>
+            </w:hyperlink>
+            <w:r>
+              <w:rPr>
+                <w:rFonts w:ascii="Calibri" w:hAnsi="Calibri" w:eastAsia="Microsoft YaHei"/>
+                <w:b w:val="0"/>
+                <w:i w:val="0"/>
+                <w:color w:val="5B6775"/>
+                <w:sz w:val="22"/>
+              </w:rPr>
+              <w:t xml:space="preserve"> | </w:t>
+            </w:r>
+            <w:hyperlink r:id="rId12">
+              <w:r>
+                <w:rPr>
+                  <w:rFonts w:ascii="Calibri" w:hAnsi="Calibri" w:eastAsia="Microsoft YaHei"/>
+                  <w:color w:val="1F5F8B"/>
+                  <w:u w:val="single"/>
+                  <w:sz w:val="22"/>
+                  <w:szCs w:val="22"/>
+                </w:rPr>
+                <w:t>仓库1</w:t>
               </w:r>
             </w:hyperlink>
           </w:p>
@@ -1919,7 +2271,7 @@
               </w:rPr>
               <w:br/>
             </w:r>
-            <w:hyperlink r:id="rId23">
+            <w:hyperlink r:id="rId26">
               <w:r>
                 <w:rPr>
                   <w:rFonts w:ascii="Calibri" w:hAnsi="Calibri" w:eastAsia="Microsoft YaHei"/>
@@ -1929,6 +2281,28 @@
                   <w:szCs w:val="22"/>
                 </w:rPr>
                 <w:t>知识库入口</w:t>
+              </w:r>
+            </w:hyperlink>
+            <w:r>
+              <w:rPr>
+                <w:rFonts w:ascii="Calibri" w:hAnsi="Calibri" w:eastAsia="Microsoft YaHei"/>
+                <w:b w:val="0"/>
+                <w:i w:val="0"/>
+                <w:color w:val="5B6775"/>
+                <w:sz w:val="22"/>
+              </w:rPr>
+              <w:t xml:space="preserve"> | </w:t>
+            </w:r>
+            <w:hyperlink r:id="rId27">
+              <w:r>
+                <w:rPr>
+                  <w:rFonts w:ascii="Calibri" w:hAnsi="Calibri" w:eastAsia="Microsoft YaHei"/>
+                  <w:color w:val="1F5F8B"/>
+                  <w:u w:val="single"/>
+                  <w:sz w:val="22"/>
+                  <w:szCs w:val="22"/>
+                </w:rPr>
+                <w:t>仓库1</w:t>
               </w:r>
             </w:hyperlink>
           </w:p>
@@ -2033,7 +2407,7 @@
               </w:rPr>
               <w:br/>
             </w:r>
-            <w:hyperlink r:id="rId24">
+            <w:hyperlink r:id="rId28">
               <w:r>
                 <w:rPr>
                   <w:rFonts w:ascii="Calibri" w:hAnsi="Calibri" w:eastAsia="Microsoft YaHei"/>
@@ -2043,6 +2417,28 @@
                   <w:szCs w:val="22"/>
                 </w:rPr>
                 <w:t>知识库入口</w:t>
+              </w:r>
+            </w:hyperlink>
+            <w:r>
+              <w:rPr>
+                <w:rFonts w:ascii="Calibri" w:hAnsi="Calibri" w:eastAsia="Microsoft YaHei"/>
+                <w:b w:val="0"/>
+                <w:i w:val="0"/>
+                <w:color w:val="5B6775"/>
+                <w:sz w:val="22"/>
+              </w:rPr>
+              <w:t xml:space="preserve"> | </w:t>
+            </w:r>
+            <w:hyperlink r:id="rId12">
+              <w:r>
+                <w:rPr>
+                  <w:rFonts w:ascii="Calibri" w:hAnsi="Calibri" w:eastAsia="Microsoft YaHei"/>
+                  <w:color w:val="1F5F8B"/>
+                  <w:u w:val="single"/>
+                  <w:sz w:val="22"/>
+                  <w:szCs w:val="22"/>
+                </w:rPr>
+                <w:t>仓库1</w:t>
               </w:r>
             </w:hyperlink>
           </w:p>
@@ -2147,7 +2543,7 @@
               </w:rPr>
               <w:br/>
             </w:r>
-            <w:hyperlink r:id="rId25">
+            <w:hyperlink r:id="rId29">
               <w:r>
                 <w:rPr>
                   <w:rFonts w:ascii="Calibri" w:hAnsi="Calibri" w:eastAsia="Microsoft YaHei"/>
@@ -2157,6 +2553,72 @@
                   <w:szCs w:val="22"/>
                 </w:rPr>
                 <w:t>知识库入口</w:t>
+              </w:r>
+            </w:hyperlink>
+            <w:r>
+              <w:rPr>
+                <w:rFonts w:ascii="Calibri" w:hAnsi="Calibri" w:eastAsia="Microsoft YaHei"/>
+                <w:b w:val="0"/>
+                <w:i w:val="0"/>
+                <w:color w:val="5B6775"/>
+                <w:sz w:val="22"/>
+              </w:rPr>
+              <w:t xml:space="preserve"> | </w:t>
+            </w:r>
+            <w:hyperlink r:id="rId12">
+              <w:r>
+                <w:rPr>
+                  <w:rFonts w:ascii="Calibri" w:hAnsi="Calibri" w:eastAsia="Microsoft YaHei"/>
+                  <w:color w:val="1F5F8B"/>
+                  <w:u w:val="single"/>
+                  <w:sz w:val="22"/>
+                  <w:szCs w:val="22"/>
+                </w:rPr>
+                <w:t>仓库1</w:t>
+              </w:r>
+            </w:hyperlink>
+            <w:r>
+              <w:rPr>
+                <w:rFonts w:ascii="Calibri" w:hAnsi="Calibri" w:eastAsia="Microsoft YaHei"/>
+                <w:b w:val="0"/>
+                <w:i w:val="0"/>
+                <w:color w:val="5B6775"/>
+                <w:sz w:val="22"/>
+              </w:rPr>
+              <w:t xml:space="preserve"> | </w:t>
+            </w:r>
+            <w:hyperlink r:id="rId21">
+              <w:r>
+                <w:rPr>
+                  <w:rFonts w:ascii="Calibri" w:hAnsi="Calibri" w:eastAsia="Microsoft YaHei"/>
+                  <w:color w:val="1F5F8B"/>
+                  <w:u w:val="single"/>
+                  <w:sz w:val="22"/>
+                  <w:szCs w:val="22"/>
+                </w:rPr>
+                <w:t>仓库2</w:t>
+              </w:r>
+            </w:hyperlink>
+            <w:r>
+              <w:rPr>
+                <w:rFonts w:ascii="Calibri" w:hAnsi="Calibri" w:eastAsia="Microsoft YaHei"/>
+                <w:b w:val="0"/>
+                <w:i w:val="0"/>
+                <w:color w:val="5B6775"/>
+                <w:sz w:val="22"/>
+              </w:rPr>
+              <w:t xml:space="preserve"> | </w:t>
+            </w:r>
+            <w:hyperlink r:id="rId30">
+              <w:r>
+                <w:rPr>
+                  <w:rFonts w:ascii="Calibri" w:hAnsi="Calibri" w:eastAsia="Microsoft YaHei"/>
+                  <w:color w:val="1F5F8B"/>
+                  <w:u w:val="single"/>
+                  <w:sz w:val="22"/>
+                  <w:szCs w:val="22"/>
+                </w:rPr>
+                <w:t>仓库3</w:t>
               </w:r>
             </w:hyperlink>
           </w:p>
@@ -2261,7 +2723,7 @@
               </w:rPr>
               <w:br/>
             </w:r>
-            <w:hyperlink r:id="rId26">
+            <w:hyperlink r:id="rId31">
               <w:r>
                 <w:rPr>
                   <w:rFonts w:ascii="Calibri" w:hAnsi="Calibri" w:eastAsia="Microsoft YaHei"/>
@@ -2271,6 +2733,72 @@
                   <w:szCs w:val="22"/>
                 </w:rPr>
                 <w:t>知识库入口</w:t>
+              </w:r>
+            </w:hyperlink>
+            <w:r>
+              <w:rPr>
+                <w:rFonts w:ascii="Calibri" w:hAnsi="Calibri" w:eastAsia="Microsoft YaHei"/>
+                <w:b w:val="0"/>
+                <w:i w:val="0"/>
+                <w:color w:val="5B6775"/>
+                <w:sz w:val="22"/>
+              </w:rPr>
+              <w:t xml:space="preserve"> | </w:t>
+            </w:r>
+            <w:hyperlink r:id="rId21">
+              <w:r>
+                <w:rPr>
+                  <w:rFonts w:ascii="Calibri" w:hAnsi="Calibri" w:eastAsia="Microsoft YaHei"/>
+                  <w:color w:val="1F5F8B"/>
+                  <w:u w:val="single"/>
+                  <w:sz w:val="22"/>
+                  <w:szCs w:val="22"/>
+                </w:rPr>
+                <w:t>仓库1</w:t>
+              </w:r>
+            </w:hyperlink>
+            <w:r>
+              <w:rPr>
+                <w:rFonts w:ascii="Calibri" w:hAnsi="Calibri" w:eastAsia="Microsoft YaHei"/>
+                <w:b w:val="0"/>
+                <w:i w:val="0"/>
+                <w:color w:val="5B6775"/>
+                <w:sz w:val="22"/>
+              </w:rPr>
+              <w:t xml:space="preserve"> | </w:t>
+            </w:r>
+            <w:hyperlink r:id="rId30">
+              <w:r>
+                <w:rPr>
+                  <w:rFonts w:ascii="Calibri" w:hAnsi="Calibri" w:eastAsia="Microsoft YaHei"/>
+                  <w:color w:val="1F5F8B"/>
+                  <w:u w:val="single"/>
+                  <w:sz w:val="22"/>
+                  <w:szCs w:val="22"/>
+                </w:rPr>
+                <w:t>仓库2</w:t>
+              </w:r>
+            </w:hyperlink>
+            <w:r>
+              <w:rPr>
+                <w:rFonts w:ascii="Calibri" w:hAnsi="Calibri" w:eastAsia="Microsoft YaHei"/>
+                <w:b w:val="0"/>
+                <w:i w:val="0"/>
+                <w:color w:val="5B6775"/>
+                <w:sz w:val="22"/>
+              </w:rPr>
+              <w:t xml:space="preserve"> | </w:t>
+            </w:r>
+            <w:hyperlink r:id="rId14">
+              <w:r>
+                <w:rPr>
+                  <w:rFonts w:ascii="Calibri" w:hAnsi="Calibri" w:eastAsia="Microsoft YaHei"/>
+                  <w:color w:val="1F5F8B"/>
+                  <w:u w:val="single"/>
+                  <w:sz w:val="22"/>
+                  <w:szCs w:val="22"/>
+                </w:rPr>
+                <w:t>仓库3</w:t>
               </w:r>
             </w:hyperlink>
           </w:p>
@@ -2375,7 +2903,7 @@
               </w:rPr>
               <w:br/>
             </w:r>
-            <w:hyperlink r:id="rId27">
+            <w:hyperlink r:id="rId32">
               <w:r>
                 <w:rPr>
                   <w:rFonts w:ascii="Calibri" w:hAnsi="Calibri" w:eastAsia="Microsoft YaHei"/>
@@ -2385,6 +2913,50 @@
                   <w:szCs w:val="22"/>
                 </w:rPr>
                 <w:t>知识库入口</w:t>
+              </w:r>
+            </w:hyperlink>
+            <w:r>
+              <w:rPr>
+                <w:rFonts w:ascii="Calibri" w:hAnsi="Calibri" w:eastAsia="Microsoft YaHei"/>
+                <w:b w:val="0"/>
+                <w:i w:val="0"/>
+                <w:color w:val="5B6775"/>
+                <w:sz w:val="22"/>
+              </w:rPr>
+              <w:t xml:space="preserve"> | </w:t>
+            </w:r>
+            <w:hyperlink r:id="rId33">
+              <w:r>
+                <w:rPr>
+                  <w:rFonts w:ascii="Calibri" w:hAnsi="Calibri" w:eastAsia="Microsoft YaHei"/>
+                  <w:color w:val="1F5F8B"/>
+                  <w:u w:val="single"/>
+                  <w:sz w:val="22"/>
+                  <w:szCs w:val="22"/>
+                </w:rPr>
+                <w:t>仓库1</w:t>
+              </w:r>
+            </w:hyperlink>
+            <w:r>
+              <w:rPr>
+                <w:rFonts w:ascii="Calibri" w:hAnsi="Calibri" w:eastAsia="Microsoft YaHei"/>
+                <w:b w:val="0"/>
+                <w:i w:val="0"/>
+                <w:color w:val="5B6775"/>
+                <w:sz w:val="22"/>
+              </w:rPr>
+              <w:t xml:space="preserve"> | </w:t>
+            </w:r>
+            <w:hyperlink r:id="rId14">
+              <w:r>
+                <w:rPr>
+                  <w:rFonts w:ascii="Calibri" w:hAnsi="Calibri" w:eastAsia="Microsoft YaHei"/>
+                  <w:color w:val="1F5F8B"/>
+                  <w:u w:val="single"/>
+                  <w:sz w:val="22"/>
+                  <w:szCs w:val="22"/>
+                </w:rPr>
+                <w:t>仓库2</w:t>
               </w:r>
             </w:hyperlink>
           </w:p>
@@ -2489,7 +3061,7 @@
               </w:rPr>
               <w:br/>
             </w:r>
-            <w:hyperlink r:id="rId28">
+            <w:hyperlink r:id="rId34">
               <w:r>
                 <w:rPr>
                   <w:rFonts w:ascii="Calibri" w:hAnsi="Calibri" w:eastAsia="Microsoft YaHei"/>
@@ -2499,6 +3071,50 @@
                   <w:szCs w:val="22"/>
                 </w:rPr>
                 <w:t>知识库入口</w:t>
+              </w:r>
+            </w:hyperlink>
+            <w:r>
+              <w:rPr>
+                <w:rFonts w:ascii="Calibri" w:hAnsi="Calibri" w:eastAsia="Microsoft YaHei"/>
+                <w:b w:val="0"/>
+                <w:i w:val="0"/>
+                <w:color w:val="5B6775"/>
+                <w:sz w:val="22"/>
+              </w:rPr>
+              <w:t xml:space="preserve"> | </w:t>
+            </w:r>
+            <w:hyperlink r:id="rId33">
+              <w:r>
+                <w:rPr>
+                  <w:rFonts w:ascii="Calibri" w:hAnsi="Calibri" w:eastAsia="Microsoft YaHei"/>
+                  <w:color w:val="1F5F8B"/>
+                  <w:u w:val="single"/>
+                  <w:sz w:val="22"/>
+                  <w:szCs w:val="22"/>
+                </w:rPr>
+                <w:t>仓库1</w:t>
+              </w:r>
+            </w:hyperlink>
+            <w:r>
+              <w:rPr>
+                <w:rFonts w:ascii="Calibri" w:hAnsi="Calibri" w:eastAsia="Microsoft YaHei"/>
+                <w:b w:val="0"/>
+                <w:i w:val="0"/>
+                <w:color w:val="5B6775"/>
+                <w:sz w:val="22"/>
+              </w:rPr>
+              <w:t xml:space="preserve"> | </w:t>
+            </w:r>
+            <w:hyperlink r:id="rId14">
+              <w:r>
+                <w:rPr>
+                  <w:rFonts w:ascii="Calibri" w:hAnsi="Calibri" w:eastAsia="Microsoft YaHei"/>
+                  <w:color w:val="1F5F8B"/>
+                  <w:u w:val="single"/>
+                  <w:sz w:val="22"/>
+                  <w:szCs w:val="22"/>
+                </w:rPr>
+                <w:t>仓库2</w:t>
               </w:r>
             </w:hyperlink>
           </w:p>
@@ -2603,7 +3219,7 @@
               </w:rPr>
               <w:br/>
             </w:r>
-            <w:hyperlink r:id="rId29">
+            <w:hyperlink r:id="rId35">
               <w:r>
                 <w:rPr>
                   <w:rFonts w:ascii="Calibri" w:hAnsi="Calibri" w:eastAsia="Microsoft YaHei"/>
@@ -2613,6 +3229,50 @@
                   <w:szCs w:val="22"/>
                 </w:rPr>
                 <w:t>知识库入口</w:t>
+              </w:r>
+            </w:hyperlink>
+            <w:r>
+              <w:rPr>
+                <w:rFonts w:ascii="Calibri" w:hAnsi="Calibri" w:eastAsia="Microsoft YaHei"/>
+                <w:b w:val="0"/>
+                <w:i w:val="0"/>
+                <w:color w:val="5B6775"/>
+                <w:sz w:val="22"/>
+              </w:rPr>
+              <w:t xml:space="preserve"> | </w:t>
+            </w:r>
+            <w:hyperlink r:id="rId33">
+              <w:r>
+                <w:rPr>
+                  <w:rFonts w:ascii="Calibri" w:hAnsi="Calibri" w:eastAsia="Microsoft YaHei"/>
+                  <w:color w:val="1F5F8B"/>
+                  <w:u w:val="single"/>
+                  <w:sz w:val="22"/>
+                  <w:szCs w:val="22"/>
+                </w:rPr>
+                <w:t>仓库1</w:t>
+              </w:r>
+            </w:hyperlink>
+            <w:r>
+              <w:rPr>
+                <w:rFonts w:ascii="Calibri" w:hAnsi="Calibri" w:eastAsia="Microsoft YaHei"/>
+                <w:b w:val="0"/>
+                <w:i w:val="0"/>
+                <w:color w:val="5B6775"/>
+                <w:sz w:val="22"/>
+              </w:rPr>
+              <w:t xml:space="preserve"> | </w:t>
+            </w:r>
+            <w:hyperlink r:id="rId14">
+              <w:r>
+                <w:rPr>
+                  <w:rFonts w:ascii="Calibri" w:hAnsi="Calibri" w:eastAsia="Microsoft YaHei"/>
+                  <w:color w:val="1F5F8B"/>
+                  <w:u w:val="single"/>
+                  <w:sz w:val="22"/>
+                  <w:szCs w:val="22"/>
+                </w:rPr>
+                <w:t>仓库2</w:t>
               </w:r>
             </w:hyperlink>
           </w:p>
@@ -2717,7 +3377,7 @@
               </w:rPr>
               <w:br/>
             </w:r>
-            <w:hyperlink r:id="rId30">
+            <w:hyperlink r:id="rId36">
               <w:r>
                 <w:rPr>
                   <w:rFonts w:ascii="Calibri" w:hAnsi="Calibri" w:eastAsia="Microsoft YaHei"/>
@@ -2727,6 +3387,28 @@
                   <w:szCs w:val="22"/>
                 </w:rPr>
                 <w:t>知识库入口</w:t>
+              </w:r>
+            </w:hyperlink>
+            <w:r>
+              <w:rPr>
+                <w:rFonts w:ascii="Calibri" w:hAnsi="Calibri" w:eastAsia="Microsoft YaHei"/>
+                <w:b w:val="0"/>
+                <w:i w:val="0"/>
+                <w:color w:val="5B6775"/>
+                <w:sz w:val="22"/>
+              </w:rPr>
+              <w:t xml:space="preserve"> | </w:t>
+            </w:r>
+            <w:hyperlink r:id="rId14">
+              <w:r>
+                <w:rPr>
+                  <w:rFonts w:ascii="Calibri" w:hAnsi="Calibri" w:eastAsia="Microsoft YaHei"/>
+                  <w:color w:val="1F5F8B"/>
+                  <w:u w:val="single"/>
+                  <w:sz w:val="22"/>
+                  <w:szCs w:val="22"/>
+                </w:rPr>
+                <w:t>仓库1</w:t>
               </w:r>
             </w:hyperlink>
           </w:p>
@@ -3217,56 +3899,6 @@
     </w:p>
     <w:p>
       <w:pPr>
-        <w:keepLines w:val="0"/>
-      </w:pPr>
-      <w:r>
-        <w:rPr>
-          <w:rFonts w:ascii="Calibri" w:hAnsi="Calibri" w:eastAsia="Microsoft YaHei"/>
-          <w:b/>
-          <w:i w:val="0"/>
-          <w:color w:val="203748"/>
-          <w:sz w:val="22"/>
-        </w:rPr>
-        <w:t>注意事项5：</w:t>
-      </w:r>
-      <w:r>
-        <w:rPr>
-          <w:rFonts w:ascii="Calibri" w:hAnsi="Calibri" w:eastAsia="Microsoft YaHei"/>
-          <w:b w:val="0"/>
-          <w:i w:val="0"/>
-          <w:color w:val="243447"/>
-          <w:sz w:val="22"/>
-        </w:rPr>
-        <w:t>需要注意：并非所有文件格式和表格操作都受支持；延后计算的速度要用实际文件检验。</w:t>
-      </w:r>
-    </w:p>
-    <w:p>
-      <w:pPr>
-        <w:keepLines w:val="0"/>
-      </w:pPr>
-      <w:r>
-        <w:rPr>
-          <w:rFonts w:ascii="Calibri" w:hAnsi="Calibri" w:eastAsia="Microsoft YaHei"/>
-          <w:b/>
-          <w:i w:val="0"/>
-          <w:color w:val="203748"/>
-          <w:sz w:val="22"/>
-        </w:rPr>
-        <w:t>注意事项6：</w:t>
-      </w:r>
-      <w:r>
-        <w:rPr>
-          <w:rFonts w:ascii="Calibri" w:hAnsi="Calibri" w:eastAsia="Microsoft YaHei"/>
-          <w:b w:val="0"/>
-          <w:i w:val="0"/>
-          <w:color w:val="243447"/>
-          <w:sz w:val="22"/>
-        </w:rPr>
-        <w:t>需要注意：分块和压缩设置不合适会拖慢读写；多人写入同一数据时要防止冲突。</w:t>
-      </w:r>
-    </w:p>
-    <w:p>
-      <w:pPr>
         <w:pStyle w:val="Heading1"/>
       </w:pPr>
       <w:r>
@@ -3357,6 +3989,9 @@
       </w:r>
     </w:p>
     <w:p>
+      <w:pPr>
+        <w:keepLines w:val="0"/>
+      </w:pPr>
       <w:r>
         <w:rPr>
           <w:rFonts w:ascii="Calibri" w:hAnsi="Calibri" w:eastAsia="Microsoft YaHei"/>
@@ -3365,180 +4000,18 @@
           <w:color w:val="203748"/>
           <w:sz w:val="22"/>
         </w:rPr>
-        <w:t>K-Dense-AI/scientific-agent-skills：</w:t>
+        <w:t>链接位置：</w:t>
       </w:r>
-      <w:hyperlink r:id="rId31">
-        <w:r>
-          <w:rPr>
-            <w:rFonts w:ascii="Calibri" w:hAnsi="Calibri" w:eastAsia="Microsoft YaHei"/>
-            <w:color w:val="1F5F8B"/>
-            <w:u w:val="single"/>
-            <w:sz w:val="22"/>
-            <w:szCs w:val="22"/>
-          </w:rPr>
-          <w:t>查看仓库</w:t>
-        </w:r>
-      </w:hyperlink>
       <w:r>
         <w:rPr>
           <w:rFonts w:ascii="Calibri" w:hAnsi="Calibri" w:eastAsia="Microsoft YaHei"/>
           <w:b w:val="0"/>
           <w:i w:val="0"/>
-          <w:color w:val="7F8C8D"/>
+          <w:color w:val="243447"/>
           <w:sz w:val="22"/>
         </w:rPr>
-        <w:t xml:space="preserve">　｜　</w:t>
+        <w:t>每个小分类的知识库入口和相关 GitHub 仓库已随导航表逐行列出。</w:t>
       </w:r>
-      <w:r>
-        <w:rPr>
-          <w:rFonts w:ascii="Calibri" w:hAnsi="Calibri" w:eastAsia="Microsoft YaHei"/>
-          <w:b/>
-          <w:i w:val="0"/>
-          <w:color w:val="203748"/>
-          <w:sz w:val="22"/>
-        </w:rPr>
-        <w:t>leanprover/skills：</w:t>
-      </w:r>
-      <w:hyperlink r:id="rId32">
-        <w:r>
-          <w:rPr>
-            <w:rFonts w:ascii="Calibri" w:hAnsi="Calibri" w:eastAsia="Microsoft YaHei"/>
-            <w:color w:val="1F5F8B"/>
-            <w:u w:val="single"/>
-            <w:sz w:val="22"/>
-            <w:szCs w:val="22"/>
-          </w:rPr>
-          <w:t>查看仓库</w:t>
-        </w:r>
-      </w:hyperlink>
-      <w:r>
-        <w:rPr>
-          <w:rFonts w:ascii="Calibri" w:hAnsi="Calibri" w:eastAsia="Microsoft YaHei"/>
-          <w:b w:val="0"/>
-          <w:i w:val="0"/>
-          <w:color w:val="7F8C8D"/>
-          <w:sz w:val="22"/>
-        </w:rPr>
-        <w:t xml:space="preserve">　｜　</w:t>
-      </w:r>
-      <w:r>
-        <w:rPr>
-          <w:rFonts w:ascii="Calibri" w:hAnsi="Calibri" w:eastAsia="Microsoft YaHei"/>
-          <w:b/>
-          <w:i w:val="0"/>
-          <w:color w:val="203748"/>
-          <w:sz w:val="22"/>
-        </w:rPr>
-        <w:t>lyndonkl/claude：</w:t>
-      </w:r>
-      <w:hyperlink r:id="rId33">
-        <w:r>
-          <w:rPr>
-            <w:rFonts w:ascii="Calibri" w:hAnsi="Calibri" w:eastAsia="Microsoft YaHei"/>
-            <w:color w:val="1F5F8B"/>
-            <w:u w:val="single"/>
-            <w:sz w:val="22"/>
-            <w:szCs w:val="22"/>
-          </w:rPr>
-          <w:t>查看仓库</w:t>
-        </w:r>
-      </w:hyperlink>
-      <w:r>
-        <w:rPr>
-          <w:rFonts w:ascii="Calibri" w:hAnsi="Calibri" w:eastAsia="Microsoft YaHei"/>
-          <w:b w:val="0"/>
-          <w:i w:val="0"/>
-          <w:color w:val="7F8C8D"/>
-          <w:sz w:val="22"/>
-        </w:rPr>
-        <w:t xml:space="preserve">　｜　</w:t>
-      </w:r>
-      <w:r>
-        <w:rPr>
-          <w:rFonts w:ascii="Calibri" w:hAnsi="Calibri" w:eastAsia="Microsoft YaHei"/>
-          <w:b/>
-          <w:i w:val="0"/>
-          <w:color w:val="203748"/>
-          <w:sz w:val="22"/>
-        </w:rPr>
-        <w:t>markdown-viewer/skills：</w:t>
-      </w:r>
-      <w:hyperlink r:id="rId34">
-        <w:r>
-          <w:rPr>
-            <w:rFonts w:ascii="Calibri" w:hAnsi="Calibri" w:eastAsia="Microsoft YaHei"/>
-            <w:color w:val="1F5F8B"/>
-            <w:u w:val="single"/>
-            <w:sz w:val="22"/>
-            <w:szCs w:val="22"/>
-          </w:rPr>
-          <w:t>查看仓库</w:t>
-        </w:r>
-      </w:hyperlink>
-      <w:r>
-        <w:rPr>
-          <w:rFonts w:ascii="Calibri" w:hAnsi="Calibri" w:eastAsia="Microsoft YaHei"/>
-          <w:b w:val="0"/>
-          <w:i w:val="0"/>
-          <w:color w:val="7F8C8D"/>
-          <w:sz w:val="22"/>
-        </w:rPr>
-        <w:t xml:space="preserve">　｜　</w:t>
-      </w:r>
-      <w:r>
-        <w:rPr>
-          <w:rFonts w:ascii="Calibri" w:hAnsi="Calibri" w:eastAsia="Microsoft YaHei"/>
-          <w:b/>
-          <w:i w:val="0"/>
-          <w:color w:val="203748"/>
-          <w:sz w:val="22"/>
-        </w:rPr>
-        <w:t>obra/superpowers：</w:t>
-      </w:r>
-      <w:hyperlink r:id="rId35">
-        <w:r>
-          <w:rPr>
-            <w:rFonts w:ascii="Calibri" w:hAnsi="Calibri" w:eastAsia="Microsoft YaHei"/>
-            <w:color w:val="1F5F8B"/>
-            <w:u w:val="single"/>
-            <w:sz w:val="22"/>
-            <w:szCs w:val="22"/>
-          </w:rPr>
-          <w:t>查看仓库</w:t>
-        </w:r>
-      </w:hyperlink>
-      <w:r>
-        <w:rPr>
-          <w:rFonts w:ascii="Calibri" w:hAnsi="Calibri" w:eastAsia="Microsoft YaHei"/>
-          <w:b w:val="0"/>
-          <w:i w:val="0"/>
-          <w:color w:val="7F8C8D"/>
-          <w:sz w:val="22"/>
-        </w:rPr>
-        <w:t xml:space="preserve">　｜　</w:t>
-      </w:r>
-      <w:r>
-        <w:rPr>
-          <w:rFonts w:ascii="Calibri" w:hAnsi="Calibri" w:eastAsia="Microsoft YaHei"/>
-          <w:b/>
-          <w:i w:val="0"/>
-          <w:color w:val="203748"/>
-          <w:sz w:val="22"/>
-        </w:rPr>
-        <w:t>wshobson/agents：</w:t>
-      </w:r>
-      <w:hyperlink r:id="rId36">
-        <w:r>
-          <w:rPr>
-            <w:rFonts w:ascii="Calibri" w:hAnsi="Calibri" w:eastAsia="Microsoft YaHei"/>
-            <w:color w:val="1F5F8B"/>
-            <w:u w:val="single"/>
-            <w:sz w:val="22"/>
-            <w:szCs w:val="22"/>
-          </w:rPr>
-          <w:t>查看仓库</w:t>
-        </w:r>
-      </w:hyperlink>
     </w:p>
     <w:sectPr>
       <w:headerReference w:type="default" r:id="rId9"/>
